--- a/docs/samples/Contract & Legal HQ Resources/Clients/[Template] BBNT - Client (VN).docx
+++ b/docs/samples/Contract & Legal HQ Resources/Clients/[Template] BBNT - Client (VN).docx
@@ -37,37 +37,37 @@
         <w:jc w:val="both"/>
       </w:pPr>
       <w:r>
-        <w:t xml:space="preserve">Căn cứ theo Hợp đồng dịch vụ số: </w:t>
+        <w:t xml:space="preserve">Căn cứ theo Hợp đồng dịch vụ số: {{contract.parent_number}} ký ngày {{terms.signed_on}} (sau đây gọi là “Hợp đồng Dịch vụ”).</w:t>
       </w:r>
       <w:r>
         <w:rPr>
           <w:b/>
           <w:bCs/>
         </w:rPr>
-        <w:t>[SỐ HỢP ĐỒNG]</w:t>
-      </w:r>
-      <w:r>
-        <w:t xml:space="preserve"> ký ngày </w:t>
+        <w:t/>
+      </w:r>
+      <w:r>
+        <w:t xml:space="preserve"/>
       </w:r>
       <w:r>
         <w:rPr>
           <w:b/>
           <w:bCs/>
         </w:rPr>
-        <w:t>[NGÀY KÝ HĐ]</w:t>
-      </w:r>
-      <w:r>
-        <w:t xml:space="preserve"> (sau đây gọi là </w:t>
+        <w:t/>
+      </w:r>
+      <w:r>
+        <w:t xml:space="preserve"/>
       </w:r>
       <w:r>
         <w:rPr>
           <w:b/>
           <w:bCs/>
         </w:rPr>
-        <w:t>“Hợp đồng Dịch vụ”</w:t>
-      </w:r>
-      <w:r>
-        <w:t>).</w:t>
+        <w:t/>
+      </w:r>
+      <w:r>
+        <w:t/>
       </w:r>
     </w:p>
     <w:p>
@@ -76,17 +76,17 @@
         <w:jc w:val="both"/>
       </w:pPr>
       <w:r>
-        <w:t xml:space="preserve">Hôm nay, ngày </w:t>
+        <w:t xml:space="preserve">Hôm nay, ngày {{today.date}}, chúng tôi gồm:</w:t>
       </w:r>
       <w:r>
         <w:rPr>
           <w:b/>
           <w:bCs/>
         </w:rPr>
-        <w:t>[NGÀY LẬP BBNT]</w:t>
-      </w:r>
-      <w:r>
-        <w:t>, chúng tôi gồm:</w:t>
+        <w:t/>
+      </w:r>
+      <w:r>
+        <w:t/>
       </w:r>
     </w:p>
     <w:p>
@@ -99,7 +99,7 @@
           <w:b/>
           <w:bCs/>
         </w:rPr>
-        <w:t>BÊN A (BÊN THUÊ): [TÊN PHÁP LÝ KHÁCH HÀNG]</w:t>
+        <w:t>BÊN A (BÊN THUÊ): {{client.company_name}}</w:t>
       </w:r>
     </w:p>
     <w:p>
@@ -108,17 +108,17 @@
         <w:jc w:val="both"/>
       </w:pPr>
       <w:r>
-        <w:t xml:space="preserve">Đại diện: </w:t>
+        <w:t xml:space="preserve">Đại diện: {{contact.full_name}}        Chức vụ: {{contact.title}}</w:t>
       </w:r>
       <w:r>
         <w:rPr>
           <w:b/>
           <w:bCs/>
         </w:rPr>
-        <w:t>[ĐẠI DIỆN BÊN A]</w:t>
-      </w:r>
-      <w:r>
-        <w:t xml:space="preserve">        Chức vụ: [CHỨC VỤ BÊN A]</w:t>
+        <w:t/>
+      </w:r>
+      <w:r>
+        <w:t xml:space="preserve"/>
       </w:r>
     </w:p>
     <w:p>
@@ -127,7 +127,7 @@
         <w:jc w:val="both"/>
       </w:pPr>
       <w:r>
-        <w:t>Địa chỉ: [ĐỊA CHỈ BÊN A]</w:t>
+        <w:t>Địa chỉ: {{client.address}}</w:t>
       </w:r>
     </w:p>
     <w:p>
@@ -136,7 +136,7 @@
         <w:jc w:val="both"/>
       </w:pPr>
       <w:r>
-        <w:t>Mã số thuế: [MST BÊN A]</w:t>
+        <w:t>Mã số thuế: {{client.tax_code}}</w:t>
       </w:r>
     </w:p>
     <w:p>
@@ -1317,7 +1317,7 @@
                 <w:b/>
                 <w:bCs/>
               </w:rPr>
-              <w:t>[TỔNG HĐ]</w:t>
+              <w:t>{{acceptance.pre_vat_contracted}}</w:t>
             </w:r>
           </w:p>
         </w:tc>
@@ -1347,7 +1347,7 @@
                 <w:b/>
                 <w:bCs/>
               </w:rPr>
-              <w:t>[TỔNG THỰC]</w:t>
+              <w:t>{{acceptance.pre_vat_settled}}</w:t>
             </w:r>
           </w:p>
         </w:tc>
@@ -1416,7 +1416,7 @@
                 <w:bCs/>
               </w:rPr>
               <w:lastRenderedPageBreak/>
-              <w:t>VAT [VAT %]%</w:t>
+              <w:t>VAT {{quote.vat_pct}}</w:t>
             </w:r>
           </w:p>
         </w:tc>
@@ -1482,7 +1482,7 @@
                 <w:b/>
                 <w:bCs/>
               </w:rPr>
-              <w:t>[VAT HĐ]</w:t>
+              <w:t>{{acceptance.vat_contracted}}</w:t>
             </w:r>
           </w:p>
         </w:tc>
@@ -1512,7 +1512,7 @@
                 <w:b/>
                 <w:bCs/>
               </w:rPr>
-              <w:t>[VAT THỰC]</w:t>
+              <w:t>{{acceptance.vat_settled}}</w:t>
             </w:r>
           </w:p>
         </w:tc>
@@ -1542,7 +1542,7 @@
                 <w:b/>
                 <w:bCs/>
               </w:rPr>
-              <w:t>[CHÊNH LỆCH VAT]</w:t>
+              <w:t>{{acceptance.vat_difference}}</w:t>
             </w:r>
           </w:p>
         </w:tc>
@@ -1646,7 +1646,7 @@
                 <w:b/>
                 <w:bCs/>
               </w:rPr>
-              <w:t>[TỔNG SAU VAT HĐ]</w:t>
+              <w:t>{{acceptance.total_contracted}}</w:t>
             </w:r>
           </w:p>
         </w:tc>
@@ -1676,7 +1676,7 @@
                 <w:b/>
                 <w:bCs/>
               </w:rPr>
-              <w:t>[TỔNG SAU VAT THỰC]</w:t>
+              <w:t>{{acceptance.total_settled}}</w:t>
             </w:r>
           </w:p>
         </w:tc>
@@ -1706,7 +1706,7 @@
                 <w:b/>
                 <w:bCs/>
               </w:rPr>
-              <w:t>[CHÊNH LỆCH TỔNG]</w:t>
+              <w:t>{{acceptance.total_difference}}</w:t>
             </w:r>
           </w:p>
         </w:tc>
@@ -1731,10 +1731,10 @@
           <w:b/>
           <w:bCs/>
         </w:rPr>
-        <w:t xml:space="preserve">Tổng giá trị thực hiện (đã bao gồm VAT [VAT %]%): </w:t>
-      </w:r>
-      <w:r>
-        <w:t>[TỔNG TIỀN] VNĐ</w:t>
+        <w:t xml:space="preserve">Tổng giá trị thực hiện (đã bao gồm VAT {{quote.vat_pct}}): {{acceptance.total_settled}} VNĐ</w:t>
+      </w:r>
+      <w:r>
+        <w:t/>
       </w:r>
     </w:p>
     <w:p>
@@ -1747,7 +1747,7 @@
           <w:i/>
           <w:iCs/>
         </w:rPr>
-        <w:t>Bằng chữ: [TỔNG TIỀN BẰNG CHỮ].</w:t>
+        <w:t>Bằng chữ: {{quote.total_in_words}}.</w:t>
       </w:r>
     </w:p>
     <w:p>
@@ -2027,7 +2027,7 @@
               <w:jc w:val="center"/>
             </w:pPr>
             <w:r>
-              <w:t>[GIÁ TRỊ HĐ PRE-VAT]</w:t>
+              <w:t>{{acceptance.pre_vat_contracted}}</w:t>
             </w:r>
           </w:p>
         </w:tc>
@@ -2052,7 +2052,7 @@
               <w:jc w:val="center"/>
             </w:pPr>
             <w:r>
-              <w:t>[GIÁ TRỊ THỰC PRE-VAT]</w:t>
+              <w:t>{{acceptance.pre_vat_settled}}</w:t>
             </w:r>
           </w:p>
         </w:tc>
@@ -2077,7 +2077,7 @@
               <w:jc w:val="center"/>
             </w:pPr>
             <w:r>
-              <w:t>[CHÊNH LỆCH PRE-VAT]</w:t>
+              <w:t>{{acceptance.pre_vat_difference}}</w:t>
             </w:r>
           </w:p>
         </w:tc>
@@ -2102,7 +2102,7 @@
               <w:jc w:val="center"/>
             </w:pPr>
             <w:r>
-              <w:t>[ĐÃ TT PRE-VAT]</w:t>
+              <w:t>{{acceptance.pre_vat_collected}}</w:t>
             </w:r>
           </w:p>
         </w:tc>
@@ -2127,7 +2127,7 @@
               <w:jc w:val="center"/>
             </w:pPr>
             <w:r>
-              <w:t>[CÒN LẠI PRE-VAT]</w:t>
+              <w:t>{{acceptance.pre_vat_remaining}}</w:t>
             </w:r>
           </w:p>
         </w:tc>
@@ -2162,7 +2162,7 @@
                 <w:b/>
                 <w:bCs/>
               </w:rPr>
-              <w:t>Thuế GTGT [VAT %]%</w:t>
+              <w:t>Thuế GTGT {{quote.vat_pct}}</w:t>
             </w:r>
           </w:p>
         </w:tc>
@@ -2187,7 +2187,7 @@
               <w:jc w:val="center"/>
             </w:pPr>
             <w:r>
-              <w:t>[VAT HĐ]</w:t>
+              <w:t>{{acceptance.vat_contracted}}</w:t>
             </w:r>
           </w:p>
         </w:tc>
@@ -2212,7 +2212,7 @@
               <w:jc w:val="center"/>
             </w:pPr>
             <w:r>
-              <w:t>[VAT THỰC]</w:t>
+              <w:t>{{acceptance.vat_settled}}</w:t>
             </w:r>
           </w:p>
         </w:tc>
@@ -2237,7 +2237,7 @@
               <w:jc w:val="center"/>
             </w:pPr>
             <w:r>
-              <w:t>[CHÊNH LỆCH VAT]</w:t>
+              <w:t>{{acceptance.vat_difference}}</w:t>
             </w:r>
           </w:p>
         </w:tc>
@@ -2262,7 +2262,7 @@
               <w:jc w:val="center"/>
             </w:pPr>
             <w:r>
-              <w:t>[ĐÃ TT VAT]</w:t>
+              <w:t>{{acceptance.vat_collected}}</w:t>
             </w:r>
           </w:p>
         </w:tc>
@@ -2287,7 +2287,7 @@
               <w:jc w:val="center"/>
             </w:pPr>
             <w:r>
-              <w:t>[CÒN LẠI VAT]</w:t>
+              <w:t>{{acceptance.vat_remaining}}</w:t>
             </w:r>
           </w:p>
         </w:tc>
@@ -2352,7 +2352,7 @@
                 <w:b/>
                 <w:bCs/>
               </w:rPr>
-              <w:t>[TỔNG HĐ INCL]</w:t>
+              <w:t>{{acceptance.total_contracted}}</w:t>
             </w:r>
           </w:p>
         </w:tc>
@@ -2382,7 +2382,7 @@
                 <w:b/>
                 <w:bCs/>
               </w:rPr>
-              <w:t>[TỔNG THỰC INCL]</w:t>
+              <w:t>{{acceptance.total_settled}}</w:t>
             </w:r>
           </w:p>
         </w:tc>
@@ -2412,7 +2412,7 @@
                 <w:b/>
                 <w:bCs/>
               </w:rPr>
-              <w:t>[CHÊNH LỆCH TỔNG]</w:t>
+              <w:t>{{acceptance.total_difference}}</w:t>
             </w:r>
           </w:p>
         </w:tc>
@@ -2442,7 +2442,7 @@
                 <w:b/>
                 <w:bCs/>
               </w:rPr>
-              <w:t>[ĐÃ TT TỔNG]</w:t>
+              <w:t>{{acceptance.total_collected}}</w:t>
             </w:r>
           </w:p>
         </w:tc>
@@ -2472,7 +2472,7 @@
                 <w:b/>
                 <w:bCs/>
               </w:rPr>
-              <w:t>[CÒN LẠI TỔNG]</w:t>
+              <w:t>{{acceptance.total_remaining}}</w:t>
             </w:r>
           </w:p>
         </w:tc>
@@ -2659,7 +2659,7 @@
           </w:tcPr>
           <w:p>
             <w:r>
-              <w:t>Bên A thanh toán cho Bên B số tiền còn lại của Hợp đồng và thanh lý tương ứng số tiền: [SỐ TIỀN CÒN LẠI] VNĐ (Bằng chữ: [SỐ TIỀN BẰNG CHỮ]).</w:t>
+              <w:t>Bên A thanh toán cho Bên B số tiền còn lại của Hợp đồng và thanh lý tương ứng số tiền: {{acceptance.total_remaining}} VNĐ (Bằng chữ: {{acceptance.total_remaining_in_words}}).</w:t>
             </w:r>
           </w:p>
         </w:tc>
@@ -2681,7 +2681,7 @@
           </w:tcPr>
           <w:p>
             <w:r>
-              <w:t>Bên B xuất hoá đơn cho Bên A — Tổng giá trị Hợp đồng và thanh lý số tiền [TỔNG TIỀN] VNĐ (Bằng chữ: [TỔNG TIỀN BẰNG CHỮ]) ngay sau khi hai Bên ký Biên bản nghiệm thu và thanh lý hợp đồng.</w:t>
+              <w:t>Bên B xuất hoá đơn cho Bên A — Tổng giá trị Hợp đồng và thanh lý số tiền {{acceptance.total_settled}} VNĐ (Bằng chữ: {{quote.total_in_words}}) ngay sau khi hai Bên ký Biên bản nghiệm thu và thanh lý hợp đồng.</w:t>
             </w:r>
           </w:p>
         </w:tc>
@@ -2838,7 +2838,7 @@
               <w:jc w:val="center"/>
             </w:pPr>
             <w:r>
-              <w:t>[CHỨC VỤ BÊN A]</w:t>
+              <w:t>{{contact.title}}</w:t>
             </w:r>
           </w:p>
           <w:p>
@@ -2874,7 +2874,7 @@
                 <w:b/>
                 <w:bCs/>
               </w:rPr>
-              <w:t>[HỌ VÀ TÊN BÊN A]</w:t>
+              <w:t>{{contact.full_name}}</w:t>
             </w:r>
           </w:p>
         </w:tc>

--- a/docs/samples/Contract & Legal HQ Resources/Clients/[Template] BBNT - Client (VN).docx
+++ b/docs/samples/Contract & Legal HQ Resources/Clients/[Template] BBNT - Client (VN).docx
@@ -1377,7 +1377,7 @@
                 <w:b/>
                 <w:bCs/>
               </w:rPr>
-              <w:t>[CHÊNH LỆCH]</w:t>
+              <w:t>{{acceptance.pre_vat_difference}}</w:t>
             </w:r>
           </w:p>
         </w:tc>
